--- a/dapan/cnttnc/KetQuaTronThu.docx
+++ b/dapan/cnttnc/KetQuaTronThu.docx
@@ -22,16 +22,16 @@
         <mc:AlternateContent>
           <mc:Choice Requires="wps">
             <w:drawing>
-              <wp:anchor distT="0" distB="0" distL="114300" distR="114300" simplePos="0" relativeHeight="251659264" behindDoc="0" locked="0" layoutInCell="1" allowOverlap="1" wp14:anchorId="4D1AC2CD" wp14:editId="4114C322">
+              <wp:anchor distT="0" distB="0" distL="114300" distR="114300" simplePos="0" relativeHeight="251659264" behindDoc="0" locked="0" layoutInCell="1" allowOverlap="1" wp14:anchorId="4D1AC2CD" wp14:editId="1CCFB6EF">
                 <wp:simplePos x="0" y="0"/>
                 <wp:positionH relativeFrom="column">
-                  <wp:posOffset>-259161</wp:posOffset>
+                  <wp:posOffset>-260350</wp:posOffset>
                 </wp:positionH>
                 <wp:positionV relativeFrom="paragraph">
-                  <wp:posOffset>-107576</wp:posOffset>
+                  <wp:posOffset>-107950</wp:posOffset>
                 </wp:positionV>
-                <wp:extent cx="6469380" cy="5031644"/>
-                <wp:effectExtent l="19050" t="19050" r="26670" b="17145"/>
+                <wp:extent cx="6597650" cy="5031644"/>
+                <wp:effectExtent l="19050" t="19050" r="12700" b="17145"/>
                 <wp:wrapNone/>
                 <wp:docPr id="884125225" name="Rectangle 1"/>
                 <wp:cNvGraphicFramePr/>
@@ -42,7 +42,7 @@
                       <wps:spPr>
                         <a:xfrm>
                           <a:off x="0" y="0"/>
-                          <a:ext cx="6469380" cy="5031644"/>
+                          <a:ext cx="6597650" cy="5031644"/>
                         </a:xfrm>
                         <a:prstGeom prst="rect">
                           <a:avLst/>
@@ -79,6 +79,9 @@
                     </wps:wsp>
                   </a:graphicData>
                 </a:graphic>
+                <wp14:sizeRelH relativeFrom="margin">
+                  <wp14:pctWidth>0</wp14:pctWidth>
+                </wp14:sizeRelH>
                 <wp14:sizeRelV relativeFrom="margin">
                   <wp14:pctHeight>0</wp14:pctHeight>
                 </wp14:sizeRelV>
@@ -87,7 +90,7 @@
           </mc:Choice>
           <mc:Fallback>
             <w:pict>
-              <v:rect w14:anchorId="7B5F886E" id="Rectangle 1" o:spid="_x0000_s1026" style="position:absolute;margin-left:-20.4pt;margin-top:-8.45pt;width:509.4pt;height:396.2pt;z-index:251659264;visibility:visible;mso-wrap-style:square;mso-height-percent:0;mso-wrap-distance-left:9pt;mso-wrap-distance-top:0;mso-wrap-distance-right:9pt;mso-wrap-distance-bottom:0;mso-position-horizontal:absolute;mso-position-horizontal-relative:text;mso-position-vertical:absolute;mso-position-vertical-relative:text;mso-height-percent:0;mso-height-relative:margin;v-text-anchor:middle" o:gfxdata="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" filled="f" strokecolor="#ed7d31 [3205]" strokeweight="2.25pt">
+              <v:rect w14:anchorId="2655D1D3" id="Rectangle 1" o:spid="_x0000_s1026" style="position:absolute;margin-left:-20.5pt;margin-top:-8.5pt;width:519.5pt;height:396.2pt;z-index:251659264;visibility:visible;mso-wrap-style:square;mso-width-percent:0;mso-height-percent:0;mso-wrap-distance-left:9pt;mso-wrap-distance-top:0;mso-wrap-distance-right:9pt;mso-wrap-distance-bottom:0;mso-position-horizontal:absolute;mso-position-horizontal-relative:text;mso-position-vertical:absolute;mso-position-vertical-relative:text;mso-width-percent:0;mso-height-percent:0;mso-width-relative:margin;mso-height-relative:margin;v-text-anchor:middle" o:gfxdata="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" filled="f" strokecolor="#ed7d31 [3205]" strokeweight="2.25pt">
                 <v:stroke linestyle="thickThin"/>
               </v:rect>
             </w:pict>
@@ -163,6 +166,71 @@
           <w:szCs w:val="26"/>
         </w:rPr>
       </w:pPr>
+      <w:r>
+        <w:rPr>
+          <w:noProof/>
+          <w:sz w:val="26"/>
+          <w:szCs w:val="26"/>
+        </w:rPr>
+        <mc:AlternateContent>
+          <mc:Choice Requires="wps">
+            <w:drawing>
+              <wp:anchor distT="0" distB="0" distL="114300" distR="114300" simplePos="0" relativeHeight="251666432" behindDoc="0" locked="0" layoutInCell="1" allowOverlap="1" wp14:anchorId="74D43A17" wp14:editId="4FCA3465">
+                <wp:simplePos x="0" y="0"/>
+                <wp:positionH relativeFrom="column">
+                  <wp:posOffset>3209925</wp:posOffset>
+                </wp:positionH>
+                <wp:positionV relativeFrom="paragraph">
+                  <wp:posOffset>20320</wp:posOffset>
+                </wp:positionV>
+                <wp:extent cx="2076450" cy="9525"/>
+                <wp:effectExtent l="0" t="0" r="19050" b="28575"/>
+                <wp:wrapNone/>
+                <wp:docPr id="1" name="Straight Connector 1"/>
+                <wp:cNvGraphicFramePr/>
+                <a:graphic xmlns:a="http://schemas.openxmlformats.org/drawingml/2006/main">
+                  <a:graphicData uri="http://schemas.microsoft.com/office/word/2010/wordprocessingShape">
+                    <wps:wsp>
+                      <wps:cNvCnPr/>
+                      <wps:spPr>
+                        <a:xfrm flipV="1">
+                          <a:off x="0" y="0"/>
+                          <a:ext cx="2076450" cy="9525"/>
+                        </a:xfrm>
+                        <a:prstGeom prst="line">
+                          <a:avLst/>
+                        </a:prstGeom>
+                      </wps:spPr>
+                      <wps:style>
+                        <a:lnRef idx="1">
+                          <a:schemeClr val="accent1"/>
+                        </a:lnRef>
+                        <a:fillRef idx="0">
+                          <a:schemeClr val="accent1"/>
+                        </a:fillRef>
+                        <a:effectRef idx="0">
+                          <a:schemeClr val="accent1"/>
+                        </a:effectRef>
+                        <a:fontRef idx="minor">
+                          <a:schemeClr val="tx1"/>
+                        </a:fontRef>
+                      </wps:style>
+                      <wps:bodyPr/>
+                    </wps:wsp>
+                  </a:graphicData>
+                </a:graphic>
+              </wp:anchor>
+            </w:drawing>
+          </mc:Choice>
+          <mc:Fallback xmlns:w16sdtdh="http://schemas.microsoft.com/office/word/2020/wordml/sdtdatahash" xmlns:w16="http://schemas.microsoft.com/office/word/2018/wordml" xmlns:w16cid="http://schemas.microsoft.com/office/word/2016/wordml/cid" xmlns:w16cex="http://schemas.microsoft.com/office/word/2018/wordml/cex" xmlns:oel="http://schemas.microsoft.com/office/2019/extlst" xmlns:am3d="http://schemas.microsoft.com/office/drawing/2017/model3d" xmlns:aink="http://schemas.microsoft.com/office/drawing/2016/ink" xmlns:cx8="http://schemas.microsoft.com/office/drawing/2016/5/14/chartex" xmlns:cx7="http://schemas.microsoft.com/office/drawing/2016/5/13/chartex" xmlns:cx6="http://schemas.microsoft.com/office/drawing/2016/5/12/chartex" xmlns:cx5="http://schemas.microsoft.com/office/drawing/2016/5/11/chartex" xmlns:cx4="http://schemas.microsoft.com/office/drawing/2016/5/10/chartex" xmlns:cx3="http://schemas.microsoft.com/office/drawing/2016/5/9/chartex" xmlns:cx2="http://schemas.microsoft.com/office/drawing/2015/10/21/chartex" xmlns:cx1="http://schemas.microsoft.com/office/drawing/2015/9/8/chartex">
+            <w:pict>
+              <v:line w14:anchorId="3817BD5A" id="Straight Connector 1" o:spid="_x0000_s1026" style="position:absolute;flip:y;z-index:251666432;visibility:visible;mso-wrap-style:square;mso-wrap-distance-left:9pt;mso-wrap-distance-top:0;mso-wrap-distance-right:9pt;mso-wrap-distance-bottom:0;mso-position-horizontal:absolute;mso-position-horizontal-relative:text;mso-position-vertical:absolute;mso-position-vertical-relative:text" from="252.75pt,1.6pt" to="416.25pt,2.35pt" o:gfxdata="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" strokecolor="#4472c4 [3204]" strokeweight=".5pt">
+                <v:stroke joinstyle="miter"/>
+              </v:line>
+            </w:pict>
+          </mc:Fallback>
+        </mc:AlternateContent>
+      </w:r>
     </w:p>
     <w:p>
       <w:pPr>
@@ -476,7 +544,35 @@
           <w:sz w:val="28"/>
           <w:szCs w:val="28"/>
         </w:rPr>
-        <w:t xml:space="preserve">  Nhà hàng Thiên Thành, số 88 Mai Xuân Thưởng, Phường Bắc Nha Trang, Khánh Hòa.</w:t>
+        <w:t xml:space="preserve">  Nhà hàng Thiên</w:t>
+      </w:r>
+      <w:r>
+        <w:rPr>
+          <w:sz w:val="28"/>
+          <w:szCs w:val="28"/>
+        </w:rPr>
+        <w:t xml:space="preserve"> Thành, số 88 Mai Xuân Thưởng, p</w:t>
+      </w:r>
+      <w:r>
+        <w:rPr>
+          <w:sz w:val="28"/>
+          <w:szCs w:val="28"/>
+        </w:rPr>
+        <w:t xml:space="preserve">hường Bắc Nha Trang, </w:t>
+      </w:r>
+      <w:r>
+        <w:rPr>
+          <w:sz w:val="28"/>
+          <w:szCs w:val="28"/>
+        </w:rPr>
+        <w:t xml:space="preserve">tỉnh </w:t>
+      </w:r>
+      <w:r>
+        <w:rPr>
+          <w:sz w:val="28"/>
+          <w:szCs w:val="28"/>
+        </w:rPr>
+        <w:t>Khánh Hòa.</w:t>
       </w:r>
     </w:p>
     <w:p>
@@ -776,7 +872,7 @@
               </wp:anchor>
             </w:drawing>
           </mc:Choice>
-          <mc:Fallback xmlns:w16sdtfl="http://schemas.microsoft.com/office/word/2024/wordml/sdtformatlock" xmlns:w16sdtdh="http://schemas.microsoft.com/office/word/2020/wordml/sdtdatahash" xmlns:w16du="http://schemas.microsoft.com/office/word/2023/wordml/word16du" xmlns:w16="http://schemas.microsoft.com/office/word/2018/wordml" xmlns:w16cid="http://schemas.microsoft.com/office/word/2016/wordml/cid" xmlns:w16cex="http://schemas.microsoft.com/office/word/2018/wordml/cex" xmlns:oel="http://schemas.microsoft.com/office/2019/extlst" xmlns:am3d="http://schemas.microsoft.com/office/drawing/2017/model3d" xmlns:aink="http://schemas.microsoft.com/office/drawing/2016/ink" xmlns:cx8="http://schemas.microsoft.com/office/drawing/2016/5/14/chartex" xmlns:cx7="http://schemas.microsoft.com/office/drawing/2016/5/13/chartex" xmlns:cx6="http://schemas.microsoft.com/office/drawing/2016/5/12/chartex" xmlns:cx5="http://schemas.microsoft.com/office/drawing/2016/5/11/chartex" xmlns:cx4="http://schemas.microsoft.com/office/drawing/2016/5/10/chartex" xmlns:cx3="http://schemas.microsoft.com/office/drawing/2016/5/9/chartex" xmlns:cx2="http://schemas.microsoft.com/office/drawing/2015/10/21/chartex" xmlns:cx1="http://schemas.microsoft.com/office/drawing/2015/9/8/chartex">
+          <mc:Fallback xmlns:w16du="http://schemas.microsoft.com/office/word/2023/wordml/word16du" xmlns:w16sdtfl="http://schemas.microsoft.com/office/word/2024/wordml/sdtformatlock" xmlns:w16sdtdh="http://schemas.microsoft.com/office/word/2020/wordml/sdtdatahash" xmlns:w16="http://schemas.microsoft.com/office/word/2018/wordml" xmlns:w16cid="http://schemas.microsoft.com/office/word/2016/wordml/cid" xmlns:w16cex="http://schemas.microsoft.com/office/word/2018/wordml/cex" xmlns:oel="http://schemas.microsoft.com/office/2019/extlst" xmlns:am3d="http://schemas.microsoft.com/office/drawing/2017/model3d" xmlns:aink="http://schemas.microsoft.com/office/drawing/2016/ink" xmlns:cx8="http://schemas.microsoft.com/office/drawing/2016/5/14/chartex" xmlns:cx7="http://schemas.microsoft.com/office/drawing/2016/5/13/chartex" xmlns:cx6="http://schemas.microsoft.com/office/drawing/2016/5/12/chartex" xmlns:cx5="http://schemas.microsoft.com/office/drawing/2016/5/11/chartex" xmlns:cx4="http://schemas.microsoft.com/office/drawing/2016/5/10/chartex" xmlns:cx3="http://schemas.microsoft.com/office/drawing/2016/5/9/chartex" xmlns:cx2="http://schemas.microsoft.com/office/drawing/2015/10/21/chartex" xmlns:cx1="http://schemas.microsoft.com/office/drawing/2015/9/8/chartex">
             <w:pict>
               <v:rect w14:anchorId="357DE064" id="Rectangle 1" o:spid="_x0000_s1026" style="position:absolute;margin-left:-20.4pt;margin-top:-8.4pt;width:509.4pt;height:392.4pt;z-index:251661312;visibility:visible;mso-wrap-style:square;mso-wrap-distance-left:9pt;mso-wrap-distance-top:0;mso-wrap-distance-right:9pt;mso-wrap-distance-bottom:0;mso-position-horizontal:absolute;mso-position-horizontal-relative:text;mso-position-vertical:absolute;mso-position-vertical-relative:text;v-text-anchor:middle" o:gfxdata="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" filled="f" strokecolor="#ed7d31 [3205]" strokeweight="2.25pt">
                 <v:stroke linestyle="thickThin"/>
@@ -853,6 +949,71 @@
           <w:szCs w:val="26"/>
         </w:rPr>
       </w:pPr>
+      <w:r>
+        <w:rPr>
+          <w:noProof/>
+          <w:sz w:val="26"/>
+          <w:szCs w:val="26"/>
+        </w:rPr>
+        <mc:AlternateContent>
+          <mc:Choice Requires="wps">
+            <w:drawing>
+              <wp:anchor distT="0" distB="0" distL="114300" distR="114300" simplePos="0" relativeHeight="251667456" behindDoc="0" locked="0" layoutInCell="1" allowOverlap="1" wp14:anchorId="1A043664" wp14:editId="5E7C2DDD">
+                <wp:simplePos x="0" y="0"/>
+                <wp:positionH relativeFrom="column">
+                  <wp:posOffset>3238500</wp:posOffset>
+                </wp:positionH>
+                <wp:positionV relativeFrom="paragraph">
+                  <wp:posOffset>29845</wp:posOffset>
+                </wp:positionV>
+                <wp:extent cx="1981200" cy="9525"/>
+                <wp:effectExtent l="0" t="0" r="19050" b="28575"/>
+                <wp:wrapNone/>
+                <wp:docPr id="2" name="Straight Connector 2"/>
+                <wp:cNvGraphicFramePr/>
+                <a:graphic xmlns:a="http://schemas.openxmlformats.org/drawingml/2006/main">
+                  <a:graphicData uri="http://schemas.microsoft.com/office/word/2010/wordprocessingShape">
+                    <wps:wsp>
+                      <wps:cNvCnPr/>
+                      <wps:spPr>
+                        <a:xfrm>
+                          <a:off x="0" y="0"/>
+                          <a:ext cx="1981200" cy="9525"/>
+                        </a:xfrm>
+                        <a:prstGeom prst="line">
+                          <a:avLst/>
+                        </a:prstGeom>
+                      </wps:spPr>
+                      <wps:style>
+                        <a:lnRef idx="1">
+                          <a:schemeClr val="accent1"/>
+                        </a:lnRef>
+                        <a:fillRef idx="0">
+                          <a:schemeClr val="accent1"/>
+                        </a:fillRef>
+                        <a:effectRef idx="0">
+                          <a:schemeClr val="accent1"/>
+                        </a:effectRef>
+                        <a:fontRef idx="minor">
+                          <a:schemeClr val="tx1"/>
+                        </a:fontRef>
+                      </wps:style>
+                      <wps:bodyPr/>
+                    </wps:wsp>
+                  </a:graphicData>
+                </a:graphic>
+              </wp:anchor>
+            </w:drawing>
+          </mc:Choice>
+          <mc:Fallback xmlns:w16sdtdh="http://schemas.microsoft.com/office/word/2020/wordml/sdtdatahash" xmlns:w16="http://schemas.microsoft.com/office/word/2018/wordml" xmlns:w16cid="http://schemas.microsoft.com/office/word/2016/wordml/cid" xmlns:w16cex="http://schemas.microsoft.com/office/word/2018/wordml/cex" xmlns:oel="http://schemas.microsoft.com/office/2019/extlst" xmlns:am3d="http://schemas.microsoft.com/office/drawing/2017/model3d" xmlns:aink="http://schemas.microsoft.com/office/drawing/2016/ink" xmlns:cx8="http://schemas.microsoft.com/office/drawing/2016/5/14/chartex" xmlns:cx7="http://schemas.microsoft.com/office/drawing/2016/5/13/chartex" xmlns:cx6="http://schemas.microsoft.com/office/drawing/2016/5/12/chartex" xmlns:cx5="http://schemas.microsoft.com/office/drawing/2016/5/11/chartex" xmlns:cx4="http://schemas.microsoft.com/office/drawing/2016/5/10/chartex" xmlns:cx3="http://schemas.microsoft.com/office/drawing/2016/5/9/chartex" xmlns:cx2="http://schemas.microsoft.com/office/drawing/2015/10/21/chartex" xmlns:cx1="http://schemas.microsoft.com/office/drawing/2015/9/8/chartex">
+            <w:pict>
+              <v:line w14:anchorId="145DF7E0" id="Straight Connector 2" o:spid="_x0000_s1026" style="position:absolute;z-index:251667456;visibility:visible;mso-wrap-style:square;mso-wrap-distance-left:9pt;mso-wrap-distance-top:0;mso-wrap-distance-right:9pt;mso-wrap-distance-bottom:0;mso-position-horizontal:absolute;mso-position-horizontal-relative:text;mso-position-vertical:absolute;mso-position-vertical-relative:text" from="255pt,2.35pt" to="411pt,3.1pt" o:gfxdata="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" strokecolor="#4472c4 [3204]" strokeweight=".5pt">
+                <v:stroke joinstyle="miter"/>
+              </v:line>
+            </w:pict>
+          </mc:Fallback>
+        </mc:AlternateContent>
+      </w:r>
     </w:p>
     <w:p>
       <w:pPr>
@@ -1157,7 +1318,35 @@
           <w:sz w:val="28"/>
           <w:szCs w:val="28"/>
         </w:rPr>
-        <w:t xml:space="preserve">  Nhà hàng Thiên Thành, số 88 Mai Xuân Thưởng, Phường Bắc Nha Trang, Khánh Hòa.</w:t>
+        <w:t xml:space="preserve">  Nhà hàng Thiên</w:t>
+      </w:r>
+      <w:r>
+        <w:rPr>
+          <w:sz w:val="28"/>
+          <w:szCs w:val="28"/>
+        </w:rPr>
+        <w:t xml:space="preserve"> Thành, số 88 Mai Xuân Thưởng, p</w:t>
+      </w:r>
+      <w:r>
+        <w:rPr>
+          <w:sz w:val="28"/>
+          <w:szCs w:val="28"/>
+        </w:rPr>
+        <w:t xml:space="preserve">hường Bắc Nha Trang, </w:t>
+      </w:r>
+      <w:r>
+        <w:rPr>
+          <w:sz w:val="28"/>
+          <w:szCs w:val="28"/>
+        </w:rPr>
+        <w:t xml:space="preserve">tỉnh </w:t>
+      </w:r>
+      <w:r>
+        <w:rPr>
+          <w:sz w:val="28"/>
+          <w:szCs w:val="28"/>
+        </w:rPr>
+        <w:t>Khánh Hòa.</w:t>
       </w:r>
     </w:p>
     <w:p>
@@ -1439,7 +1628,7 @@
               </wp:anchor>
             </w:drawing>
           </mc:Choice>
-          <mc:Fallback xmlns:w16sdtfl="http://schemas.microsoft.com/office/word/2024/wordml/sdtformatlock" xmlns:w16sdtdh="http://schemas.microsoft.com/office/word/2020/wordml/sdtdatahash" xmlns:w16du="http://schemas.microsoft.com/office/word/2023/wordml/word16du" xmlns:w16="http://schemas.microsoft.com/office/word/2018/wordml" xmlns:w16cid="http://schemas.microsoft.com/office/word/2016/wordml/cid" xmlns:w16cex="http://schemas.microsoft.com/office/word/2018/wordml/cex" xmlns:oel="http://schemas.microsoft.com/office/2019/extlst" xmlns:am3d="http://schemas.microsoft.com/office/drawing/2017/model3d" xmlns:aink="http://schemas.microsoft.com/office/drawing/2016/ink" xmlns:cx8="http://schemas.microsoft.com/office/drawing/2016/5/14/chartex" xmlns:cx7="http://schemas.microsoft.com/office/drawing/2016/5/13/chartex" xmlns:cx6="http://schemas.microsoft.com/office/drawing/2016/5/12/chartex" xmlns:cx5="http://schemas.microsoft.com/office/drawing/2016/5/11/chartex" xmlns:cx4="http://schemas.microsoft.com/office/drawing/2016/5/10/chartex" xmlns:cx3="http://schemas.microsoft.com/office/drawing/2016/5/9/chartex" xmlns:cx2="http://schemas.microsoft.com/office/drawing/2015/10/21/chartex" xmlns:cx1="http://schemas.microsoft.com/office/drawing/2015/9/8/chartex">
+          <mc:Fallback xmlns:w16du="http://schemas.microsoft.com/office/word/2023/wordml/word16du" xmlns:w16sdtfl="http://schemas.microsoft.com/office/word/2024/wordml/sdtformatlock" xmlns:w16sdtdh="http://schemas.microsoft.com/office/word/2020/wordml/sdtdatahash" xmlns:w16="http://schemas.microsoft.com/office/word/2018/wordml" xmlns:w16cid="http://schemas.microsoft.com/office/word/2016/wordml/cid" xmlns:w16cex="http://schemas.microsoft.com/office/word/2018/wordml/cex" xmlns:oel="http://schemas.microsoft.com/office/2019/extlst" xmlns:am3d="http://schemas.microsoft.com/office/drawing/2017/model3d" xmlns:aink="http://schemas.microsoft.com/office/drawing/2016/ink" xmlns:cx8="http://schemas.microsoft.com/office/drawing/2016/5/14/chartex" xmlns:cx7="http://schemas.microsoft.com/office/drawing/2016/5/13/chartex" xmlns:cx6="http://schemas.microsoft.com/office/drawing/2016/5/12/chartex" xmlns:cx5="http://schemas.microsoft.com/office/drawing/2016/5/11/chartex" xmlns:cx4="http://schemas.microsoft.com/office/drawing/2016/5/10/chartex" xmlns:cx3="http://schemas.microsoft.com/office/drawing/2016/5/9/chartex" xmlns:cx2="http://schemas.microsoft.com/office/drawing/2015/10/21/chartex" xmlns:cx1="http://schemas.microsoft.com/office/drawing/2015/9/8/chartex">
             <w:pict>
               <v:rect w14:anchorId="01F241DD" id="Rectangle 1" o:spid="_x0000_s1026" style="position:absolute;margin-left:-20.4pt;margin-top:-8.4pt;width:509.4pt;height:392.4pt;z-index:251663360;visibility:visible;mso-wrap-style:square;mso-wrap-distance-left:9pt;mso-wrap-distance-top:0;mso-wrap-distance-right:9pt;mso-wrap-distance-bottom:0;mso-position-horizontal:absolute;mso-position-horizontal-relative:text;mso-position-vertical:absolute;mso-position-vertical-relative:text;v-text-anchor:middle" o:gfxdata="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" filled="f" strokecolor="#ed7d31 [3205]" strokeweight="2.25pt">
                 <v:stroke linestyle="thickThin"/>
@@ -1516,6 +1705,71 @@
           <w:szCs w:val="26"/>
         </w:rPr>
       </w:pPr>
+      <w:r>
+        <w:rPr>
+          <w:noProof/>
+          <w:sz w:val="26"/>
+          <w:szCs w:val="26"/>
+        </w:rPr>
+        <mc:AlternateContent>
+          <mc:Choice Requires="wps">
+            <w:drawing>
+              <wp:anchor distT="0" distB="0" distL="114300" distR="114300" simplePos="0" relativeHeight="251668480" behindDoc="0" locked="0" layoutInCell="1" allowOverlap="1" wp14:anchorId="09FB697B" wp14:editId="3D4FC85B">
+                <wp:simplePos x="0" y="0"/>
+                <wp:positionH relativeFrom="column">
+                  <wp:posOffset>3238500</wp:posOffset>
+                </wp:positionH>
+                <wp:positionV relativeFrom="paragraph">
+                  <wp:posOffset>29845</wp:posOffset>
+                </wp:positionV>
+                <wp:extent cx="2000250" cy="9525"/>
+                <wp:effectExtent l="0" t="0" r="19050" b="28575"/>
+                <wp:wrapNone/>
+                <wp:docPr id="3" name="Straight Connector 3"/>
+                <wp:cNvGraphicFramePr/>
+                <a:graphic xmlns:a="http://schemas.openxmlformats.org/drawingml/2006/main">
+                  <a:graphicData uri="http://schemas.microsoft.com/office/word/2010/wordprocessingShape">
+                    <wps:wsp>
+                      <wps:cNvCnPr/>
+                      <wps:spPr>
+                        <a:xfrm flipV="1">
+                          <a:off x="0" y="0"/>
+                          <a:ext cx="2000250" cy="9525"/>
+                        </a:xfrm>
+                        <a:prstGeom prst="line">
+                          <a:avLst/>
+                        </a:prstGeom>
+                      </wps:spPr>
+                      <wps:style>
+                        <a:lnRef idx="1">
+                          <a:schemeClr val="accent1"/>
+                        </a:lnRef>
+                        <a:fillRef idx="0">
+                          <a:schemeClr val="accent1"/>
+                        </a:fillRef>
+                        <a:effectRef idx="0">
+                          <a:schemeClr val="accent1"/>
+                        </a:effectRef>
+                        <a:fontRef idx="minor">
+                          <a:schemeClr val="tx1"/>
+                        </a:fontRef>
+                      </wps:style>
+                      <wps:bodyPr/>
+                    </wps:wsp>
+                  </a:graphicData>
+                </a:graphic>
+              </wp:anchor>
+            </w:drawing>
+          </mc:Choice>
+          <mc:Fallback xmlns:w16sdtdh="http://schemas.microsoft.com/office/word/2020/wordml/sdtdatahash" xmlns:w16="http://schemas.microsoft.com/office/word/2018/wordml" xmlns:w16cid="http://schemas.microsoft.com/office/word/2016/wordml/cid" xmlns:w16cex="http://schemas.microsoft.com/office/word/2018/wordml/cex" xmlns:oel="http://schemas.microsoft.com/office/2019/extlst" xmlns:am3d="http://schemas.microsoft.com/office/drawing/2017/model3d" xmlns:aink="http://schemas.microsoft.com/office/drawing/2016/ink" xmlns:cx8="http://schemas.microsoft.com/office/drawing/2016/5/14/chartex" xmlns:cx7="http://schemas.microsoft.com/office/drawing/2016/5/13/chartex" xmlns:cx6="http://schemas.microsoft.com/office/drawing/2016/5/12/chartex" xmlns:cx5="http://schemas.microsoft.com/office/drawing/2016/5/11/chartex" xmlns:cx4="http://schemas.microsoft.com/office/drawing/2016/5/10/chartex" xmlns:cx3="http://schemas.microsoft.com/office/drawing/2016/5/9/chartex" xmlns:cx2="http://schemas.microsoft.com/office/drawing/2015/10/21/chartex" xmlns:cx1="http://schemas.microsoft.com/office/drawing/2015/9/8/chartex">
+            <w:pict>
+              <v:line w14:anchorId="2187B22F" id="Straight Connector 3" o:spid="_x0000_s1026" style="position:absolute;flip:y;z-index:251668480;visibility:visible;mso-wrap-style:square;mso-wrap-distance-left:9pt;mso-wrap-distance-top:0;mso-wrap-distance-right:9pt;mso-wrap-distance-bottom:0;mso-position-horizontal:absolute;mso-position-horizontal-relative:text;mso-position-vertical:absolute;mso-position-vertical-relative:text" from="255pt,2.35pt" to="412.5pt,3.1pt" o:gfxdata="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" strokecolor="#4472c4 [3204]" strokeweight=".5pt">
+                <v:stroke joinstyle="miter"/>
+              </v:line>
+            </w:pict>
+          </mc:Fallback>
+        </mc:AlternateContent>
+      </w:r>
     </w:p>
     <w:p>
       <w:pPr>
@@ -1820,7 +2074,35 @@
           <w:sz w:val="28"/>
           <w:szCs w:val="28"/>
         </w:rPr>
-        <w:t xml:space="preserve">  Nhà hàng Thiên Thành, số 88 Mai Xuân Thưởng, Phường Bắc Nha Trang, Khánh Hòa.</w:t>
+        <w:t xml:space="preserve">  Nhà hàng Thiên</w:t>
+      </w:r>
+      <w:r>
+        <w:rPr>
+          <w:sz w:val="28"/>
+          <w:szCs w:val="28"/>
+        </w:rPr>
+        <w:t xml:space="preserve"> Thành, số 88 Mai Xuân Thưởng, p</w:t>
+      </w:r>
+      <w:r>
+        <w:rPr>
+          <w:sz w:val="28"/>
+          <w:szCs w:val="28"/>
+        </w:rPr>
+        <w:t xml:space="preserve">hường Bắc Nha Trang, </w:t>
+      </w:r>
+      <w:r>
+        <w:rPr>
+          <w:sz w:val="28"/>
+          <w:szCs w:val="28"/>
+        </w:rPr>
+        <w:t xml:space="preserve">tỉnh </w:t>
+      </w:r>
+      <w:r>
+        <w:rPr>
+          <w:sz w:val="28"/>
+          <w:szCs w:val="28"/>
+        </w:rPr>
+        <w:t>Khánh Hòa.</w:t>
       </w:r>
     </w:p>
     <w:p>
@@ -2102,7 +2384,7 @@
               </wp:anchor>
             </w:drawing>
           </mc:Choice>
-          <mc:Fallback xmlns:w16sdtfl="http://schemas.microsoft.com/office/word/2024/wordml/sdtformatlock" xmlns:w16sdtdh="http://schemas.microsoft.com/office/word/2020/wordml/sdtdatahash" xmlns:w16du="http://schemas.microsoft.com/office/word/2023/wordml/word16du" xmlns:w16="http://schemas.microsoft.com/office/word/2018/wordml" xmlns:w16cid="http://schemas.microsoft.com/office/word/2016/wordml/cid" xmlns:w16cex="http://schemas.microsoft.com/office/word/2018/wordml/cex" xmlns:oel="http://schemas.microsoft.com/office/2019/extlst" xmlns:am3d="http://schemas.microsoft.com/office/drawing/2017/model3d" xmlns:aink="http://schemas.microsoft.com/office/drawing/2016/ink" xmlns:cx8="http://schemas.microsoft.com/office/drawing/2016/5/14/chartex" xmlns:cx7="http://schemas.microsoft.com/office/drawing/2016/5/13/chartex" xmlns:cx6="http://schemas.microsoft.com/office/drawing/2016/5/12/chartex" xmlns:cx5="http://schemas.microsoft.com/office/drawing/2016/5/11/chartex" xmlns:cx4="http://schemas.microsoft.com/office/drawing/2016/5/10/chartex" xmlns:cx3="http://schemas.microsoft.com/office/drawing/2016/5/9/chartex" xmlns:cx2="http://schemas.microsoft.com/office/drawing/2015/10/21/chartex" xmlns:cx1="http://schemas.microsoft.com/office/drawing/2015/9/8/chartex">
+          <mc:Fallback xmlns:w16du="http://schemas.microsoft.com/office/word/2023/wordml/word16du" xmlns:w16sdtfl="http://schemas.microsoft.com/office/word/2024/wordml/sdtformatlock" xmlns:w16sdtdh="http://schemas.microsoft.com/office/word/2020/wordml/sdtdatahash" xmlns:w16="http://schemas.microsoft.com/office/word/2018/wordml" xmlns:w16cid="http://schemas.microsoft.com/office/word/2016/wordml/cid" xmlns:w16cex="http://schemas.microsoft.com/office/word/2018/wordml/cex" xmlns:oel="http://schemas.microsoft.com/office/2019/extlst" xmlns:am3d="http://schemas.microsoft.com/office/drawing/2017/model3d" xmlns:aink="http://schemas.microsoft.com/office/drawing/2016/ink" xmlns:cx8="http://schemas.microsoft.com/office/drawing/2016/5/14/chartex" xmlns:cx7="http://schemas.microsoft.com/office/drawing/2016/5/13/chartex" xmlns:cx6="http://schemas.microsoft.com/office/drawing/2016/5/12/chartex" xmlns:cx5="http://schemas.microsoft.com/office/drawing/2016/5/11/chartex" xmlns:cx4="http://schemas.microsoft.com/office/drawing/2016/5/10/chartex" xmlns:cx3="http://schemas.microsoft.com/office/drawing/2016/5/9/chartex" xmlns:cx2="http://schemas.microsoft.com/office/drawing/2015/10/21/chartex" xmlns:cx1="http://schemas.microsoft.com/office/drawing/2015/9/8/chartex">
             <w:pict>
               <v:rect w14:anchorId="6E0D1AA2" id="Rectangle 1" o:spid="_x0000_s1026" style="position:absolute;margin-left:-20.4pt;margin-top:-8.4pt;width:509.4pt;height:392.4pt;z-index:251665408;visibility:visible;mso-wrap-style:square;mso-wrap-distance-left:9pt;mso-wrap-distance-top:0;mso-wrap-distance-right:9pt;mso-wrap-distance-bottom:0;mso-position-horizontal:absolute;mso-position-horizontal-relative:text;mso-position-vertical:absolute;mso-position-vertical-relative:text;v-text-anchor:middle" o:gfxdata="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" filled="f" strokecolor="#ed7d31 [3205]" strokeweight="2.25pt">
                 <v:stroke linestyle="thickThin"/>
@@ -2179,6 +2461,71 @@
           <w:szCs w:val="26"/>
         </w:rPr>
       </w:pPr>
+      <w:r>
+        <w:rPr>
+          <w:noProof/>
+          <w:sz w:val="26"/>
+          <w:szCs w:val="26"/>
+        </w:rPr>
+        <mc:AlternateContent>
+          <mc:Choice Requires="wps">
+            <w:drawing>
+              <wp:anchor distT="0" distB="0" distL="114300" distR="114300" simplePos="0" relativeHeight="251669504" behindDoc="0" locked="0" layoutInCell="1" allowOverlap="1" wp14:anchorId="1163DBC9" wp14:editId="00572EB1">
+                <wp:simplePos x="0" y="0"/>
+                <wp:positionH relativeFrom="column">
+                  <wp:posOffset>3238500</wp:posOffset>
+                </wp:positionH>
+                <wp:positionV relativeFrom="paragraph">
+                  <wp:posOffset>20320</wp:posOffset>
+                </wp:positionV>
+                <wp:extent cx="2019300" cy="9525"/>
+                <wp:effectExtent l="0" t="0" r="19050" b="28575"/>
+                <wp:wrapNone/>
+                <wp:docPr id="4" name="Straight Connector 4"/>
+                <wp:cNvGraphicFramePr/>
+                <a:graphic xmlns:a="http://schemas.openxmlformats.org/drawingml/2006/main">
+                  <a:graphicData uri="http://schemas.microsoft.com/office/word/2010/wordprocessingShape">
+                    <wps:wsp>
+                      <wps:cNvCnPr/>
+                      <wps:spPr>
+                        <a:xfrm>
+                          <a:off x="0" y="0"/>
+                          <a:ext cx="2019300" cy="9525"/>
+                        </a:xfrm>
+                        <a:prstGeom prst="line">
+                          <a:avLst/>
+                        </a:prstGeom>
+                      </wps:spPr>
+                      <wps:style>
+                        <a:lnRef idx="1">
+                          <a:schemeClr val="accent1"/>
+                        </a:lnRef>
+                        <a:fillRef idx="0">
+                          <a:schemeClr val="accent1"/>
+                        </a:fillRef>
+                        <a:effectRef idx="0">
+                          <a:schemeClr val="accent1"/>
+                        </a:effectRef>
+                        <a:fontRef idx="minor">
+                          <a:schemeClr val="tx1"/>
+                        </a:fontRef>
+                      </wps:style>
+                      <wps:bodyPr/>
+                    </wps:wsp>
+                  </a:graphicData>
+                </a:graphic>
+              </wp:anchor>
+            </w:drawing>
+          </mc:Choice>
+          <mc:Fallback xmlns:w16sdtdh="http://schemas.microsoft.com/office/word/2020/wordml/sdtdatahash" xmlns:w16="http://schemas.microsoft.com/office/word/2018/wordml" xmlns:w16cid="http://schemas.microsoft.com/office/word/2016/wordml/cid" xmlns:w16cex="http://schemas.microsoft.com/office/word/2018/wordml/cex" xmlns:oel="http://schemas.microsoft.com/office/2019/extlst" xmlns:am3d="http://schemas.microsoft.com/office/drawing/2017/model3d" xmlns:aink="http://schemas.microsoft.com/office/drawing/2016/ink" xmlns:cx8="http://schemas.microsoft.com/office/drawing/2016/5/14/chartex" xmlns:cx7="http://schemas.microsoft.com/office/drawing/2016/5/13/chartex" xmlns:cx6="http://schemas.microsoft.com/office/drawing/2016/5/12/chartex" xmlns:cx5="http://schemas.microsoft.com/office/drawing/2016/5/11/chartex" xmlns:cx4="http://schemas.microsoft.com/office/drawing/2016/5/10/chartex" xmlns:cx3="http://schemas.microsoft.com/office/drawing/2016/5/9/chartex" xmlns:cx2="http://schemas.microsoft.com/office/drawing/2015/10/21/chartex" xmlns:cx1="http://schemas.microsoft.com/office/drawing/2015/9/8/chartex">
+            <w:pict>
+              <v:line w14:anchorId="7F282C87" id="Straight Connector 4" o:spid="_x0000_s1026" style="position:absolute;z-index:251669504;visibility:visible;mso-wrap-style:square;mso-wrap-distance-left:9pt;mso-wrap-distance-top:0;mso-wrap-distance-right:9pt;mso-wrap-distance-bottom:0;mso-position-horizontal:absolute;mso-position-horizontal-relative:text;mso-position-vertical:absolute;mso-position-vertical-relative:text" from="255pt,1.6pt" to="414pt,2.35pt" o:gfxdata="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" strokecolor="#4472c4 [3204]" strokeweight=".5pt">
+                <v:stroke joinstyle="miter"/>
+              </v:line>
+            </w:pict>
+          </mc:Fallback>
+        </mc:AlternateContent>
+      </w:r>
     </w:p>
     <w:p>
       <w:pPr>
@@ -2483,7 +2830,35 @@
           <w:sz w:val="28"/>
           <w:szCs w:val="28"/>
         </w:rPr>
-        <w:t xml:space="preserve">  Nhà hàng Thiên Thành, số 88 Mai Xuân Thưởng, Phường Bắc Nha Trang, Khánh Hòa.</w:t>
+        <w:t xml:space="preserve">  Nhà hàng Thiên</w:t>
+      </w:r>
+      <w:r>
+        <w:rPr>
+          <w:sz w:val="28"/>
+          <w:szCs w:val="28"/>
+        </w:rPr>
+        <w:t xml:space="preserve"> Thành, số 88 Mai Xuân Thưởng, p</w:t>
+      </w:r>
+      <w:r>
+        <w:rPr>
+          <w:sz w:val="28"/>
+          <w:szCs w:val="28"/>
+        </w:rPr>
+        <w:t xml:space="preserve">hường Bắc Nha Trang, </w:t>
+      </w:r>
+      <w:r>
+        <w:rPr>
+          <w:sz w:val="28"/>
+          <w:szCs w:val="28"/>
+        </w:rPr>
+        <w:t xml:space="preserve">tỉnh </w:t>
+      </w:r>
+      <w:r>
+        <w:rPr>
+          <w:sz w:val="28"/>
+          <w:szCs w:val="28"/>
+        </w:rPr>
+        <w:t>Khánh Hòa.</w:t>
       </w:r>
     </w:p>
     <w:p>

--- a/dapan/cnttnc/KetQuaTronThu.docx
+++ b/dapan/cnttnc/KetQuaTronThu.docx
@@ -22,7 +22,7 @@
         <mc:AlternateContent>
           <mc:Choice Requires="wps">
             <w:drawing>
-              <wp:anchor distT="0" distB="0" distL="114300" distR="114300" simplePos="0" relativeHeight="251659264" behindDoc="0" locked="0" layoutInCell="1" allowOverlap="1" wp14:anchorId="4D1AC2CD" wp14:editId="1CCFB6EF">
+              <wp:anchor distT="0" distB="0" distL="114300" distR="114300" simplePos="0" relativeHeight="251659264" behindDoc="0" locked="0" layoutInCell="1" allowOverlap="1" wp14:anchorId="4D1AC2CD" wp14:editId="0F28F892">
                 <wp:simplePos x="0" y="0"/>
                 <wp:positionH relativeFrom="column">
                   <wp:posOffset>-260350</wp:posOffset>
@@ -30,8 +30,8 @@
                 <wp:positionV relativeFrom="paragraph">
                   <wp:posOffset>-107950</wp:posOffset>
                 </wp:positionV>
-                <wp:extent cx="6597650" cy="5031644"/>
-                <wp:effectExtent l="19050" t="19050" r="12700" b="17145"/>
+                <wp:extent cx="6597650" cy="5137150"/>
+                <wp:effectExtent l="19050" t="19050" r="12700" b="25400"/>
                 <wp:wrapNone/>
                 <wp:docPr id="884125225" name="Rectangle 1"/>
                 <wp:cNvGraphicFramePr/>
@@ -42,7 +42,7 @@
                       <wps:spPr>
                         <a:xfrm>
                           <a:off x="0" y="0"/>
-                          <a:ext cx="6597650" cy="5031644"/>
+                          <a:ext cx="6597650" cy="5137150"/>
                         </a:xfrm>
                         <a:prstGeom prst="rect">
                           <a:avLst/>
@@ -90,7 +90,7 @@
           </mc:Choice>
           <mc:Fallback>
             <w:pict>
-              <v:rect w14:anchorId="2655D1D3" id="Rectangle 1" o:spid="_x0000_s1026" style="position:absolute;margin-left:-20.5pt;margin-top:-8.5pt;width:519.5pt;height:396.2pt;z-index:251659264;visibility:visible;mso-wrap-style:square;mso-width-percent:0;mso-height-percent:0;mso-wrap-distance-left:9pt;mso-wrap-distance-top:0;mso-wrap-distance-right:9pt;mso-wrap-distance-bottom:0;mso-position-horizontal:absolute;mso-position-horizontal-relative:text;mso-position-vertical:absolute;mso-position-vertical-relative:text;mso-width-percent:0;mso-height-percent:0;mso-width-relative:margin;mso-height-relative:margin;v-text-anchor:middle" o:gfxdata="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" filled="f" strokecolor="#ed7d31 [3205]" strokeweight="2.25pt">
+              <v:rect w14:anchorId="61EADA6C" id="Rectangle 1" o:spid="_x0000_s1026" style="position:absolute;margin-left:-20.5pt;margin-top:-8.5pt;width:519.5pt;height:404.5pt;z-index:251659264;visibility:visible;mso-wrap-style:square;mso-width-percent:0;mso-height-percent:0;mso-wrap-distance-left:9pt;mso-wrap-distance-top:0;mso-wrap-distance-right:9pt;mso-wrap-distance-bottom:0;mso-position-horizontal:absolute;mso-position-horizontal-relative:text;mso-position-vertical:absolute;mso-position-vertical-relative:text;mso-width-percent:0;mso-height-percent:0;mso-width-relative:margin;mso-height-relative:margin;v-text-anchor:middle" o:gfxdata="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" filled="f" strokecolor="#ed7d31 [3205]" strokeweight="2.25pt">
                 <v:stroke linestyle="thickThin"/>
               </v:rect>
             </w:pict>
@@ -222,7 +222,7 @@
               </wp:anchor>
             </w:drawing>
           </mc:Choice>
-          <mc:Fallback xmlns:w16sdtdh="http://schemas.microsoft.com/office/word/2020/wordml/sdtdatahash" xmlns:w16="http://schemas.microsoft.com/office/word/2018/wordml" xmlns:w16cid="http://schemas.microsoft.com/office/word/2016/wordml/cid" xmlns:w16cex="http://schemas.microsoft.com/office/word/2018/wordml/cex" xmlns:oel="http://schemas.microsoft.com/office/2019/extlst" xmlns:am3d="http://schemas.microsoft.com/office/drawing/2017/model3d" xmlns:aink="http://schemas.microsoft.com/office/drawing/2016/ink" xmlns:cx8="http://schemas.microsoft.com/office/drawing/2016/5/14/chartex" xmlns:cx7="http://schemas.microsoft.com/office/drawing/2016/5/13/chartex" xmlns:cx6="http://schemas.microsoft.com/office/drawing/2016/5/12/chartex" xmlns:cx5="http://schemas.microsoft.com/office/drawing/2016/5/11/chartex" xmlns:cx4="http://schemas.microsoft.com/office/drawing/2016/5/10/chartex" xmlns:cx3="http://schemas.microsoft.com/office/drawing/2016/5/9/chartex" xmlns:cx2="http://schemas.microsoft.com/office/drawing/2015/10/21/chartex" xmlns:cx1="http://schemas.microsoft.com/office/drawing/2015/9/8/chartex">
+          <mc:Fallback xmlns:cx1="http://schemas.microsoft.com/office/drawing/2015/9/8/chartex" xmlns:cx2="http://schemas.microsoft.com/office/drawing/2015/10/21/chartex" xmlns:cx3="http://schemas.microsoft.com/office/drawing/2016/5/9/chartex" xmlns:cx4="http://schemas.microsoft.com/office/drawing/2016/5/10/chartex" xmlns:cx5="http://schemas.microsoft.com/office/drawing/2016/5/11/chartex" xmlns:cx6="http://schemas.microsoft.com/office/drawing/2016/5/12/chartex" xmlns:cx7="http://schemas.microsoft.com/office/drawing/2016/5/13/chartex" xmlns:cx8="http://schemas.microsoft.com/office/drawing/2016/5/14/chartex" xmlns:aink="http://schemas.microsoft.com/office/drawing/2016/ink" xmlns:am3d="http://schemas.microsoft.com/office/drawing/2017/model3d" xmlns:oel="http://schemas.microsoft.com/office/2019/extlst" xmlns:w16cex="http://schemas.microsoft.com/office/word/2018/wordml/cex" xmlns:w16cid="http://schemas.microsoft.com/office/word/2016/wordml/cid" xmlns:w16="http://schemas.microsoft.com/office/word/2018/wordml" xmlns:w16sdtdh="http://schemas.microsoft.com/office/word/2020/wordml/sdtdatahash">
             <w:pict>
               <v:line w14:anchorId="3817BD5A" id="Straight Connector 1" o:spid="_x0000_s1026" style="position:absolute;flip:y;z-index:251666432;visibility:visible;mso-wrap-style:square;mso-wrap-distance-left:9pt;mso-wrap-distance-top:0;mso-wrap-distance-right:9pt;mso-wrap-distance-bottom:0;mso-position-horizontal:absolute;mso-position-horizontal-relative:text;mso-position-vertical:absolute;mso-position-vertical-relative:text" from="252.75pt,1.6pt" to="416.25pt,2.35pt" o:gfxdata="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" strokecolor="#4472c4 [3204]" strokeweight=".5pt">
                 <v:stroke joinstyle="miter"/>
@@ -872,7 +872,7 @@
               </wp:anchor>
             </w:drawing>
           </mc:Choice>
-          <mc:Fallback xmlns:w16du="http://schemas.microsoft.com/office/word/2023/wordml/word16du" xmlns:w16sdtfl="http://schemas.microsoft.com/office/word/2024/wordml/sdtformatlock" xmlns:w16sdtdh="http://schemas.microsoft.com/office/word/2020/wordml/sdtdatahash" xmlns:w16="http://schemas.microsoft.com/office/word/2018/wordml" xmlns:w16cid="http://schemas.microsoft.com/office/word/2016/wordml/cid" xmlns:w16cex="http://schemas.microsoft.com/office/word/2018/wordml/cex" xmlns:oel="http://schemas.microsoft.com/office/2019/extlst" xmlns:am3d="http://schemas.microsoft.com/office/drawing/2017/model3d" xmlns:aink="http://schemas.microsoft.com/office/drawing/2016/ink" xmlns:cx8="http://schemas.microsoft.com/office/drawing/2016/5/14/chartex" xmlns:cx7="http://schemas.microsoft.com/office/drawing/2016/5/13/chartex" xmlns:cx6="http://schemas.microsoft.com/office/drawing/2016/5/12/chartex" xmlns:cx5="http://schemas.microsoft.com/office/drawing/2016/5/11/chartex" xmlns:cx4="http://schemas.microsoft.com/office/drawing/2016/5/10/chartex" xmlns:cx3="http://schemas.microsoft.com/office/drawing/2016/5/9/chartex" xmlns:cx2="http://schemas.microsoft.com/office/drawing/2015/10/21/chartex" xmlns:cx1="http://schemas.microsoft.com/office/drawing/2015/9/8/chartex">
+          <mc:Fallback xmlns:cx1="http://schemas.microsoft.com/office/drawing/2015/9/8/chartex" xmlns:cx2="http://schemas.microsoft.com/office/drawing/2015/10/21/chartex" xmlns:cx3="http://schemas.microsoft.com/office/drawing/2016/5/9/chartex" xmlns:cx4="http://schemas.microsoft.com/office/drawing/2016/5/10/chartex" xmlns:cx5="http://schemas.microsoft.com/office/drawing/2016/5/11/chartex" xmlns:cx6="http://schemas.microsoft.com/office/drawing/2016/5/12/chartex" xmlns:cx7="http://schemas.microsoft.com/office/drawing/2016/5/13/chartex" xmlns:cx8="http://schemas.microsoft.com/office/drawing/2016/5/14/chartex" xmlns:aink="http://schemas.microsoft.com/office/drawing/2016/ink" xmlns:am3d="http://schemas.microsoft.com/office/drawing/2017/model3d" xmlns:oel="http://schemas.microsoft.com/office/2019/extlst" xmlns:w16cex="http://schemas.microsoft.com/office/word/2018/wordml/cex" xmlns:w16cid="http://schemas.microsoft.com/office/word/2016/wordml/cid" xmlns:w16="http://schemas.microsoft.com/office/word/2018/wordml" xmlns:w16sdtdh="http://schemas.microsoft.com/office/word/2020/wordml/sdtdatahash" xmlns:w16sdtfl="http://schemas.microsoft.com/office/word/2024/wordml/sdtformatlock" xmlns:w16du="http://schemas.microsoft.com/office/word/2023/wordml/word16du">
             <w:pict>
               <v:rect w14:anchorId="357DE064" id="Rectangle 1" o:spid="_x0000_s1026" style="position:absolute;margin-left:-20.4pt;margin-top:-8.4pt;width:509.4pt;height:392.4pt;z-index:251661312;visibility:visible;mso-wrap-style:square;mso-wrap-distance-left:9pt;mso-wrap-distance-top:0;mso-wrap-distance-right:9pt;mso-wrap-distance-bottom:0;mso-position-horizontal:absolute;mso-position-horizontal-relative:text;mso-position-vertical:absolute;mso-position-vertical-relative:text;v-text-anchor:middle" o:gfxdata="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" filled="f" strokecolor="#ed7d31 [3205]" strokeweight="2.25pt">
                 <v:stroke linestyle="thickThin"/>
@@ -1005,7 +1005,7 @@
               </wp:anchor>
             </w:drawing>
           </mc:Choice>
-          <mc:Fallback xmlns:w16sdtdh="http://schemas.microsoft.com/office/word/2020/wordml/sdtdatahash" xmlns:w16="http://schemas.microsoft.com/office/word/2018/wordml" xmlns:w16cid="http://schemas.microsoft.com/office/word/2016/wordml/cid" xmlns:w16cex="http://schemas.microsoft.com/office/word/2018/wordml/cex" xmlns:oel="http://schemas.microsoft.com/office/2019/extlst" xmlns:am3d="http://schemas.microsoft.com/office/drawing/2017/model3d" xmlns:aink="http://schemas.microsoft.com/office/drawing/2016/ink" xmlns:cx8="http://schemas.microsoft.com/office/drawing/2016/5/14/chartex" xmlns:cx7="http://schemas.microsoft.com/office/drawing/2016/5/13/chartex" xmlns:cx6="http://schemas.microsoft.com/office/drawing/2016/5/12/chartex" xmlns:cx5="http://schemas.microsoft.com/office/drawing/2016/5/11/chartex" xmlns:cx4="http://schemas.microsoft.com/office/drawing/2016/5/10/chartex" xmlns:cx3="http://schemas.microsoft.com/office/drawing/2016/5/9/chartex" xmlns:cx2="http://schemas.microsoft.com/office/drawing/2015/10/21/chartex" xmlns:cx1="http://schemas.microsoft.com/office/drawing/2015/9/8/chartex">
+          <mc:Fallback xmlns:cx1="http://schemas.microsoft.com/office/drawing/2015/9/8/chartex" xmlns:cx2="http://schemas.microsoft.com/office/drawing/2015/10/21/chartex" xmlns:cx3="http://schemas.microsoft.com/office/drawing/2016/5/9/chartex" xmlns:cx4="http://schemas.microsoft.com/office/drawing/2016/5/10/chartex" xmlns:cx5="http://schemas.microsoft.com/office/drawing/2016/5/11/chartex" xmlns:cx6="http://schemas.microsoft.com/office/drawing/2016/5/12/chartex" xmlns:cx7="http://schemas.microsoft.com/office/drawing/2016/5/13/chartex" xmlns:cx8="http://schemas.microsoft.com/office/drawing/2016/5/14/chartex" xmlns:aink="http://schemas.microsoft.com/office/drawing/2016/ink" xmlns:am3d="http://schemas.microsoft.com/office/drawing/2017/model3d" xmlns:oel="http://schemas.microsoft.com/office/2019/extlst" xmlns:w16cex="http://schemas.microsoft.com/office/word/2018/wordml/cex" xmlns:w16cid="http://schemas.microsoft.com/office/word/2016/wordml/cid" xmlns:w16="http://schemas.microsoft.com/office/word/2018/wordml" xmlns:w16sdtdh="http://schemas.microsoft.com/office/word/2020/wordml/sdtdatahash">
             <w:pict>
               <v:line w14:anchorId="145DF7E0" id="Straight Connector 2" o:spid="_x0000_s1026" style="position:absolute;z-index:251667456;visibility:visible;mso-wrap-style:square;mso-wrap-distance-left:9pt;mso-wrap-distance-top:0;mso-wrap-distance-right:9pt;mso-wrap-distance-bottom:0;mso-position-horizontal:absolute;mso-position-horizontal-relative:text;mso-position-vertical:absolute;mso-position-vertical-relative:text" from="255pt,2.35pt" to="411pt,3.1pt" o:gfxdata="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" strokecolor="#4472c4 [3204]" strokeweight=".5pt">
                 <v:stroke joinstyle="miter"/>
@@ -1628,7 +1628,7 @@
               </wp:anchor>
             </w:drawing>
           </mc:Choice>
-          <mc:Fallback xmlns:w16du="http://schemas.microsoft.com/office/word/2023/wordml/word16du" xmlns:w16sdtfl="http://schemas.microsoft.com/office/word/2024/wordml/sdtformatlock" xmlns:w16sdtdh="http://schemas.microsoft.com/office/word/2020/wordml/sdtdatahash" xmlns:w16="http://schemas.microsoft.com/office/word/2018/wordml" xmlns:w16cid="http://schemas.microsoft.com/office/word/2016/wordml/cid" xmlns:w16cex="http://schemas.microsoft.com/office/word/2018/wordml/cex" xmlns:oel="http://schemas.microsoft.com/office/2019/extlst" xmlns:am3d="http://schemas.microsoft.com/office/drawing/2017/model3d" xmlns:aink="http://schemas.microsoft.com/office/drawing/2016/ink" xmlns:cx8="http://schemas.microsoft.com/office/drawing/2016/5/14/chartex" xmlns:cx7="http://schemas.microsoft.com/office/drawing/2016/5/13/chartex" xmlns:cx6="http://schemas.microsoft.com/office/drawing/2016/5/12/chartex" xmlns:cx5="http://schemas.microsoft.com/office/drawing/2016/5/11/chartex" xmlns:cx4="http://schemas.microsoft.com/office/drawing/2016/5/10/chartex" xmlns:cx3="http://schemas.microsoft.com/office/drawing/2016/5/9/chartex" xmlns:cx2="http://schemas.microsoft.com/office/drawing/2015/10/21/chartex" xmlns:cx1="http://schemas.microsoft.com/office/drawing/2015/9/8/chartex">
+          <mc:Fallback xmlns:cx1="http://schemas.microsoft.com/office/drawing/2015/9/8/chartex" xmlns:cx2="http://schemas.microsoft.com/office/drawing/2015/10/21/chartex" xmlns:cx3="http://schemas.microsoft.com/office/drawing/2016/5/9/chartex" xmlns:cx4="http://schemas.microsoft.com/office/drawing/2016/5/10/chartex" xmlns:cx5="http://schemas.microsoft.com/office/drawing/2016/5/11/chartex" xmlns:cx6="http://schemas.microsoft.com/office/drawing/2016/5/12/chartex" xmlns:cx7="http://schemas.microsoft.com/office/drawing/2016/5/13/chartex" xmlns:cx8="http://schemas.microsoft.com/office/drawing/2016/5/14/chartex" xmlns:aink="http://schemas.microsoft.com/office/drawing/2016/ink" xmlns:am3d="http://schemas.microsoft.com/office/drawing/2017/model3d" xmlns:oel="http://schemas.microsoft.com/office/2019/extlst" xmlns:w16cex="http://schemas.microsoft.com/office/word/2018/wordml/cex" xmlns:w16cid="http://schemas.microsoft.com/office/word/2016/wordml/cid" xmlns:w16="http://schemas.microsoft.com/office/word/2018/wordml" xmlns:w16sdtdh="http://schemas.microsoft.com/office/word/2020/wordml/sdtdatahash" xmlns:w16sdtfl="http://schemas.microsoft.com/office/word/2024/wordml/sdtformatlock" xmlns:w16du="http://schemas.microsoft.com/office/word/2023/wordml/word16du">
             <w:pict>
               <v:rect w14:anchorId="01F241DD" id="Rectangle 1" o:spid="_x0000_s1026" style="position:absolute;margin-left:-20.4pt;margin-top:-8.4pt;width:509.4pt;height:392.4pt;z-index:251663360;visibility:visible;mso-wrap-style:square;mso-wrap-distance-left:9pt;mso-wrap-distance-top:0;mso-wrap-distance-right:9pt;mso-wrap-distance-bottom:0;mso-position-horizontal:absolute;mso-position-horizontal-relative:text;mso-position-vertical:absolute;mso-position-vertical-relative:text;v-text-anchor:middle" o:gfxdata="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" filled="f" strokecolor="#ed7d31 [3205]" strokeweight="2.25pt">
                 <v:stroke linestyle="thickThin"/>
@@ -1761,7 +1761,7 @@
               </wp:anchor>
             </w:drawing>
           </mc:Choice>
-          <mc:Fallback xmlns:w16sdtdh="http://schemas.microsoft.com/office/word/2020/wordml/sdtdatahash" xmlns:w16="http://schemas.microsoft.com/office/word/2018/wordml" xmlns:w16cid="http://schemas.microsoft.com/office/word/2016/wordml/cid" xmlns:w16cex="http://schemas.microsoft.com/office/word/2018/wordml/cex" xmlns:oel="http://schemas.microsoft.com/office/2019/extlst" xmlns:am3d="http://schemas.microsoft.com/office/drawing/2017/model3d" xmlns:aink="http://schemas.microsoft.com/office/drawing/2016/ink" xmlns:cx8="http://schemas.microsoft.com/office/drawing/2016/5/14/chartex" xmlns:cx7="http://schemas.microsoft.com/office/drawing/2016/5/13/chartex" xmlns:cx6="http://schemas.microsoft.com/office/drawing/2016/5/12/chartex" xmlns:cx5="http://schemas.microsoft.com/office/drawing/2016/5/11/chartex" xmlns:cx4="http://schemas.microsoft.com/office/drawing/2016/5/10/chartex" xmlns:cx3="http://schemas.microsoft.com/office/drawing/2016/5/9/chartex" xmlns:cx2="http://schemas.microsoft.com/office/drawing/2015/10/21/chartex" xmlns:cx1="http://schemas.microsoft.com/office/drawing/2015/9/8/chartex">
+          <mc:Fallback xmlns:cx1="http://schemas.microsoft.com/office/drawing/2015/9/8/chartex" xmlns:cx2="http://schemas.microsoft.com/office/drawing/2015/10/21/chartex" xmlns:cx3="http://schemas.microsoft.com/office/drawing/2016/5/9/chartex" xmlns:cx4="http://schemas.microsoft.com/office/drawing/2016/5/10/chartex" xmlns:cx5="http://schemas.microsoft.com/office/drawing/2016/5/11/chartex" xmlns:cx6="http://schemas.microsoft.com/office/drawing/2016/5/12/chartex" xmlns:cx7="http://schemas.microsoft.com/office/drawing/2016/5/13/chartex" xmlns:cx8="http://schemas.microsoft.com/office/drawing/2016/5/14/chartex" xmlns:aink="http://schemas.microsoft.com/office/drawing/2016/ink" xmlns:am3d="http://schemas.microsoft.com/office/drawing/2017/model3d" xmlns:oel="http://schemas.microsoft.com/office/2019/extlst" xmlns:w16cex="http://schemas.microsoft.com/office/word/2018/wordml/cex" xmlns:w16cid="http://schemas.microsoft.com/office/word/2016/wordml/cid" xmlns:w16="http://schemas.microsoft.com/office/word/2018/wordml" xmlns:w16sdtdh="http://schemas.microsoft.com/office/word/2020/wordml/sdtdatahash">
             <w:pict>
               <v:line w14:anchorId="2187B22F" id="Straight Connector 3" o:spid="_x0000_s1026" style="position:absolute;flip:y;z-index:251668480;visibility:visible;mso-wrap-style:square;mso-wrap-distance-left:9pt;mso-wrap-distance-top:0;mso-wrap-distance-right:9pt;mso-wrap-distance-bottom:0;mso-position-horizontal:absolute;mso-position-horizontal-relative:text;mso-position-vertical:absolute;mso-position-vertical-relative:text" from="255pt,2.35pt" to="412.5pt,3.1pt" o:gfxdata="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" strokecolor="#4472c4 [3204]" strokeweight=".5pt">
                 <v:stroke joinstyle="miter"/>
@@ -2384,7 +2384,7 @@
               </wp:anchor>
             </w:drawing>
           </mc:Choice>
-          <mc:Fallback xmlns:w16du="http://schemas.microsoft.com/office/word/2023/wordml/word16du" xmlns:w16sdtfl="http://schemas.microsoft.com/office/word/2024/wordml/sdtformatlock" xmlns:w16sdtdh="http://schemas.microsoft.com/office/word/2020/wordml/sdtdatahash" xmlns:w16="http://schemas.microsoft.com/office/word/2018/wordml" xmlns:w16cid="http://schemas.microsoft.com/office/word/2016/wordml/cid" xmlns:w16cex="http://schemas.microsoft.com/office/word/2018/wordml/cex" xmlns:oel="http://schemas.microsoft.com/office/2019/extlst" xmlns:am3d="http://schemas.microsoft.com/office/drawing/2017/model3d" xmlns:aink="http://schemas.microsoft.com/office/drawing/2016/ink" xmlns:cx8="http://schemas.microsoft.com/office/drawing/2016/5/14/chartex" xmlns:cx7="http://schemas.microsoft.com/office/drawing/2016/5/13/chartex" xmlns:cx6="http://schemas.microsoft.com/office/drawing/2016/5/12/chartex" xmlns:cx5="http://schemas.microsoft.com/office/drawing/2016/5/11/chartex" xmlns:cx4="http://schemas.microsoft.com/office/drawing/2016/5/10/chartex" xmlns:cx3="http://schemas.microsoft.com/office/drawing/2016/5/9/chartex" xmlns:cx2="http://schemas.microsoft.com/office/drawing/2015/10/21/chartex" xmlns:cx1="http://schemas.microsoft.com/office/drawing/2015/9/8/chartex">
+          <mc:Fallback xmlns:cx1="http://schemas.microsoft.com/office/drawing/2015/9/8/chartex" xmlns:cx2="http://schemas.microsoft.com/office/drawing/2015/10/21/chartex" xmlns:cx3="http://schemas.microsoft.com/office/drawing/2016/5/9/chartex" xmlns:cx4="http://schemas.microsoft.com/office/drawing/2016/5/10/chartex" xmlns:cx5="http://schemas.microsoft.com/office/drawing/2016/5/11/chartex" xmlns:cx6="http://schemas.microsoft.com/office/drawing/2016/5/12/chartex" xmlns:cx7="http://schemas.microsoft.com/office/drawing/2016/5/13/chartex" xmlns:cx8="http://schemas.microsoft.com/office/drawing/2016/5/14/chartex" xmlns:aink="http://schemas.microsoft.com/office/drawing/2016/ink" xmlns:am3d="http://schemas.microsoft.com/office/drawing/2017/model3d" xmlns:oel="http://schemas.microsoft.com/office/2019/extlst" xmlns:w16cex="http://schemas.microsoft.com/office/word/2018/wordml/cex" xmlns:w16cid="http://schemas.microsoft.com/office/word/2016/wordml/cid" xmlns:w16="http://schemas.microsoft.com/office/word/2018/wordml" xmlns:w16sdtdh="http://schemas.microsoft.com/office/word/2020/wordml/sdtdatahash" xmlns:w16sdtfl="http://schemas.microsoft.com/office/word/2024/wordml/sdtformatlock" xmlns:w16du="http://schemas.microsoft.com/office/word/2023/wordml/word16du">
             <w:pict>
               <v:rect w14:anchorId="6E0D1AA2" id="Rectangle 1" o:spid="_x0000_s1026" style="position:absolute;margin-left:-20.4pt;margin-top:-8.4pt;width:509.4pt;height:392.4pt;z-index:251665408;visibility:visible;mso-wrap-style:square;mso-wrap-distance-left:9pt;mso-wrap-distance-top:0;mso-wrap-distance-right:9pt;mso-wrap-distance-bottom:0;mso-position-horizontal:absolute;mso-position-horizontal-relative:text;mso-position-vertical:absolute;mso-position-vertical-relative:text;v-text-anchor:middle" o:gfxdata="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" filled="f" strokecolor="#ed7d31 [3205]" strokeweight="2.25pt">
                 <v:stroke linestyle="thickThin"/>
@@ -2517,7 +2517,7 @@
               </wp:anchor>
             </w:drawing>
           </mc:Choice>
-          <mc:Fallback xmlns:w16sdtdh="http://schemas.microsoft.com/office/word/2020/wordml/sdtdatahash" xmlns:w16="http://schemas.microsoft.com/office/word/2018/wordml" xmlns:w16cid="http://schemas.microsoft.com/office/word/2016/wordml/cid" xmlns:w16cex="http://schemas.microsoft.com/office/word/2018/wordml/cex" xmlns:oel="http://schemas.microsoft.com/office/2019/extlst" xmlns:am3d="http://schemas.microsoft.com/office/drawing/2017/model3d" xmlns:aink="http://schemas.microsoft.com/office/drawing/2016/ink" xmlns:cx8="http://schemas.microsoft.com/office/drawing/2016/5/14/chartex" xmlns:cx7="http://schemas.microsoft.com/office/drawing/2016/5/13/chartex" xmlns:cx6="http://schemas.microsoft.com/office/drawing/2016/5/12/chartex" xmlns:cx5="http://schemas.microsoft.com/office/drawing/2016/5/11/chartex" xmlns:cx4="http://schemas.microsoft.com/office/drawing/2016/5/10/chartex" xmlns:cx3="http://schemas.microsoft.com/office/drawing/2016/5/9/chartex" xmlns:cx2="http://schemas.microsoft.com/office/drawing/2015/10/21/chartex" xmlns:cx1="http://schemas.microsoft.com/office/drawing/2015/9/8/chartex">
+          <mc:Fallback xmlns:cx1="http://schemas.microsoft.com/office/drawing/2015/9/8/chartex" xmlns:cx2="http://schemas.microsoft.com/office/drawing/2015/10/21/chartex" xmlns:cx3="http://schemas.microsoft.com/office/drawing/2016/5/9/chartex" xmlns:cx4="http://schemas.microsoft.com/office/drawing/2016/5/10/chartex" xmlns:cx5="http://schemas.microsoft.com/office/drawing/2016/5/11/chartex" xmlns:cx6="http://schemas.microsoft.com/office/drawing/2016/5/12/chartex" xmlns:cx7="http://schemas.microsoft.com/office/drawing/2016/5/13/chartex" xmlns:cx8="http://schemas.microsoft.com/office/drawing/2016/5/14/chartex" xmlns:aink="http://schemas.microsoft.com/office/drawing/2016/ink" xmlns:am3d="http://schemas.microsoft.com/office/drawing/2017/model3d" xmlns:oel="http://schemas.microsoft.com/office/2019/extlst" xmlns:w16cex="http://schemas.microsoft.com/office/word/2018/wordml/cex" xmlns:w16cid="http://schemas.microsoft.com/office/word/2016/wordml/cid" xmlns:w16="http://schemas.microsoft.com/office/word/2018/wordml" xmlns:w16sdtdh="http://schemas.microsoft.com/office/word/2020/wordml/sdtdatahash">
             <w:pict>
               <v:line w14:anchorId="7F282C87" id="Straight Connector 4" o:spid="_x0000_s1026" style="position:absolute;z-index:251669504;visibility:visible;mso-wrap-style:square;mso-wrap-distance-left:9pt;mso-wrap-distance-top:0;mso-wrap-distance-right:9pt;mso-wrap-distance-bottom:0;mso-position-horizontal:absolute;mso-position-horizontal-relative:text;mso-position-vertical:absolute;mso-position-vertical-relative:text" from="255pt,1.6pt" to="414pt,2.35pt" o:gfxdata="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" strokecolor="#4472c4 [3204]" strokeweight=".5pt">
                 <v:stroke joinstyle="miter"/>
